--- a/Calculator/Abhishek_Resume.docx
+++ b/Calculator/Abhishek_Resume.docx
@@ -184,7 +184,6 @@
         <w:t xml:space="preserve">     </w:t>
       </w:r>
       <w:hyperlink r:id="rId6" w:history="1">
-        <w:proofErr w:type="spellStart"/>
         <w:r>
           <w:rPr>
             <w:rStyle w:val="Hyperlink"/>
@@ -194,7 +193,6 @@
           </w:rPr>
           <w:t>abhishekkm</w:t>
         </w:r>
-        <w:proofErr w:type="spellEnd"/>
       </w:hyperlink>
     </w:p>
     <w:p>
@@ -436,7 +434,23 @@
           <w:sz w:val="20"/>
           <w:szCs w:val="20"/>
         </w:rPr>
-        <w:t xml:space="preserve">Designed and implemented AI multi-agent </w:t>
+        <w:t>Designed and implemented multi-agent</w:t>
+      </w:r>
+      <w:r>
+        <w:rPr>
+          <w:rFonts w:ascii="Montserrat" w:eastAsia="Montserrat" w:hAnsi="Montserrat" w:cs="Montserrat"/>
+          <w:sz w:val="20"/>
+          <w:szCs w:val="20"/>
+        </w:rPr>
+        <w:t>ic AI</w:t>
+      </w:r>
+      <w:r>
+        <w:rPr>
+          <w:rFonts w:ascii="Montserrat" w:eastAsia="Montserrat" w:hAnsi="Montserrat" w:cs="Montserrat"/>
+          <w:sz w:val="20"/>
+          <w:szCs w:val="20"/>
+        </w:rPr>
+        <w:t xml:space="preserve"> </w:t>
       </w:r>
       <w:r>
         <w:rPr>
@@ -530,7 +544,15 @@
           <w:sz w:val="20"/>
           <w:szCs w:val="20"/>
         </w:rPr>
-        <w:t xml:space="preserve"> which also facilitates code review and code optimization</w:t>
+        <w:t xml:space="preserve">, reducing manual effort by </w:t>
+      </w:r>
+      <w:r>
+        <w:rPr>
+          <w:rFonts w:ascii="Montserrat" w:eastAsia="Montserrat" w:hAnsi="Montserrat" w:cs="Montserrat"/>
+          <w:sz w:val="20"/>
+          <w:szCs w:val="20"/>
+        </w:rPr>
+        <w:t>96% for a client</w:t>
       </w:r>
       <w:r>
         <w:rPr>
@@ -560,7 +582,23 @@
           <w:sz w:val="20"/>
           <w:szCs w:val="20"/>
         </w:rPr>
-        <w:t xml:space="preserve">Developed MCP server tools to </w:t>
+        <w:t>Developed MCP server</w:t>
+      </w:r>
+      <w:r>
+        <w:rPr>
+          <w:rFonts w:ascii="Montserrat" w:eastAsia="Montserrat" w:hAnsi="Montserrat" w:cs="Montserrat"/>
+          <w:sz w:val="20"/>
+          <w:szCs w:val="20"/>
+        </w:rPr>
+        <w:t xml:space="preserve">s and </w:t>
+      </w:r>
+      <w:r>
+        <w:rPr>
+          <w:rFonts w:ascii="Montserrat" w:eastAsia="Montserrat" w:hAnsi="Montserrat" w:cs="Montserrat"/>
+          <w:sz w:val="20"/>
+          <w:szCs w:val="20"/>
+        </w:rPr>
+        <w:t xml:space="preserve">tools to </w:t>
       </w:r>
       <w:r>
         <w:rPr>
@@ -1459,43 +1497,7 @@
           <w:sz w:val="20"/>
           <w:szCs w:val="20"/>
         </w:rPr>
-        <w:t xml:space="preserve">Deep Learning: TensorFlow, </w:t>
-      </w:r>
-      <w:proofErr w:type="spellStart"/>
-      <w:r>
-        <w:rPr>
-          <w:rFonts w:ascii="Montserrat" w:eastAsia="Montserrat" w:hAnsi="Montserrat" w:cs="Montserrat"/>
-          <w:sz w:val="20"/>
-          <w:szCs w:val="20"/>
-        </w:rPr>
-        <w:t>PyTorch</w:t>
-      </w:r>
-      <w:proofErr w:type="spellEnd"/>
-      <w:r>
-        <w:rPr>
-          <w:rFonts w:ascii="Montserrat" w:eastAsia="Montserrat" w:hAnsi="Montserrat" w:cs="Montserrat"/>
-          <w:sz w:val="20"/>
-          <w:szCs w:val="20"/>
-        </w:rPr>
-        <w:t xml:space="preserve">, </w:t>
-      </w:r>
-      <w:proofErr w:type="spellStart"/>
-      <w:r>
-        <w:rPr>
-          <w:rFonts w:ascii="Montserrat" w:eastAsia="Montserrat" w:hAnsi="Montserrat" w:cs="Montserrat"/>
-          <w:sz w:val="20"/>
-          <w:szCs w:val="20"/>
-        </w:rPr>
-        <w:t>Keras</w:t>
-      </w:r>
-      <w:proofErr w:type="spellEnd"/>
-      <w:r>
-        <w:rPr>
-          <w:rFonts w:ascii="Montserrat" w:eastAsia="Montserrat" w:hAnsi="Montserrat" w:cs="Montserrat"/>
-          <w:sz w:val="20"/>
-          <w:szCs w:val="20"/>
-        </w:rPr>
-        <w:t xml:space="preserve">  </w:t>
+        <w:t xml:space="preserve">Deep Learning: TensorFlow, PyTorch, Keras  </w:t>
       </w:r>
     </w:p>
     <w:p>
@@ -1524,41 +1526,13 @@
         </w:rPr>
         <w:t xml:space="preserve">GenAI &amp; LLMs: LLM Fine-tuning, </w:t>
       </w:r>
-      <w:proofErr w:type="spellStart"/>
-      <w:r>
-        <w:rPr>
-          <w:rFonts w:ascii="Montserrat" w:eastAsia="Montserrat" w:hAnsi="Montserrat" w:cs="Montserrat"/>
-          <w:sz w:val="20"/>
-          <w:szCs w:val="20"/>
-        </w:rPr>
-        <w:t>LangChain</w:t>
-      </w:r>
-      <w:proofErr w:type="spellEnd"/>
-      <w:r>
-        <w:rPr>
-          <w:rFonts w:ascii="Montserrat" w:eastAsia="Montserrat" w:hAnsi="Montserrat" w:cs="Montserrat"/>
-          <w:sz w:val="20"/>
-          <w:szCs w:val="20"/>
-        </w:rPr>
-        <w:t xml:space="preserve">, </w:t>
-      </w:r>
-      <w:proofErr w:type="spellStart"/>
-      <w:r>
-        <w:rPr>
-          <w:rFonts w:ascii="Montserrat" w:eastAsia="Montserrat" w:hAnsi="Montserrat" w:cs="Montserrat"/>
-          <w:sz w:val="20"/>
-          <w:szCs w:val="20"/>
-        </w:rPr>
-        <w:t>LangGraph</w:t>
-      </w:r>
-      <w:proofErr w:type="spellEnd"/>
-      <w:r>
-        <w:rPr>
-          <w:rFonts w:ascii="Montserrat" w:eastAsia="Montserrat" w:hAnsi="Montserrat" w:cs="Montserrat"/>
-          <w:sz w:val="20"/>
-          <w:szCs w:val="20"/>
-        </w:rPr>
-        <w:t xml:space="preserve">, </w:t>
+      <w:r>
+        <w:rPr>
+          <w:rFonts w:ascii="Montserrat" w:eastAsia="Montserrat" w:hAnsi="Montserrat" w:cs="Montserrat"/>
+          <w:sz w:val="20"/>
+          <w:szCs w:val="20"/>
+        </w:rPr>
+        <w:t xml:space="preserve">LangChain, LangGraph, </w:t>
       </w:r>
       <w:r>
         <w:rPr>
@@ -1574,25 +1548,7 @@
           <w:sz w:val="20"/>
           <w:szCs w:val="20"/>
         </w:rPr>
-        <w:t xml:space="preserve">, </w:t>
-      </w:r>
-      <w:proofErr w:type="spellStart"/>
-      <w:r>
-        <w:rPr>
-          <w:rFonts w:ascii="Montserrat" w:eastAsia="Montserrat" w:hAnsi="Montserrat" w:cs="Montserrat"/>
-          <w:sz w:val="20"/>
-          <w:szCs w:val="20"/>
-        </w:rPr>
-        <w:t>pgvector</w:t>
-      </w:r>
-      <w:proofErr w:type="spellEnd"/>
-      <w:r>
-        <w:rPr>
-          <w:rFonts w:ascii="Montserrat" w:eastAsia="Montserrat" w:hAnsi="Montserrat" w:cs="Montserrat"/>
-          <w:sz w:val="20"/>
-          <w:szCs w:val="20"/>
-        </w:rPr>
-        <w:t xml:space="preserve">, </w:t>
+        <w:t xml:space="preserve">, pgvector, </w:t>
       </w:r>
       <w:r>
         <w:rPr>
@@ -1608,18 +1564,8 @@
           <w:sz w:val="20"/>
           <w:szCs w:val="20"/>
         </w:rPr>
-        <w:t xml:space="preserve">, </w:t>
-      </w:r>
-      <w:proofErr w:type="spellStart"/>
-      <w:r>
-        <w:rPr>
-          <w:rFonts w:ascii="Montserrat" w:eastAsia="Montserrat" w:hAnsi="Montserrat" w:cs="Montserrat"/>
-          <w:sz w:val="20"/>
-          <w:szCs w:val="20"/>
-        </w:rPr>
-        <w:t>LoRA</w:t>
-      </w:r>
-      <w:proofErr w:type="spellEnd"/>
+        <w:t>, LoRA</w:t>
+      </w:r>
     </w:p>
     <w:p>
       <w:pPr>
@@ -1645,25 +1591,15 @@
           <w:sz w:val="20"/>
           <w:szCs w:val="20"/>
         </w:rPr>
-        <w:t xml:space="preserve">Machine Learning: CNN, RNN (LSTM, GRU), GAN, </w:t>
-      </w:r>
-      <w:proofErr w:type="spellStart"/>
-      <w:r>
-        <w:rPr>
-          <w:rFonts w:ascii="Montserrat" w:eastAsia="Montserrat" w:hAnsi="Montserrat" w:cs="Montserrat"/>
-          <w:sz w:val="20"/>
-          <w:szCs w:val="20"/>
-        </w:rPr>
-        <w:t>XGBoost</w:t>
-      </w:r>
-      <w:proofErr w:type="spellEnd"/>
-      <w:r>
-        <w:rPr>
-          <w:rFonts w:ascii="Montserrat" w:eastAsia="Montserrat" w:hAnsi="Montserrat" w:cs="Montserrat"/>
-          <w:sz w:val="20"/>
-          <w:szCs w:val="20"/>
-        </w:rPr>
-        <w:t xml:space="preserve">  </w:t>
+        <w:t xml:space="preserve">Machine Learning: CNN, RNN (LSTM, GRU), GAN, XGBoost </w:t>
+      </w:r>
+      <w:r>
+        <w:rPr>
+          <w:rFonts w:ascii="Montserrat" w:eastAsia="Montserrat" w:hAnsi="Montserrat" w:cs="Montserrat"/>
+          <w:sz w:val="20"/>
+          <w:szCs w:val="20"/>
+        </w:rPr>
+        <w:t>, Pandas, Scikit-learn.</w:t>
       </w:r>
     </w:p>
     <w:p>
